--- a/samples/gestion-temps/output/acquimetre-evaluations-8-11-exemple-gestion-temps/C01-gestion-professionnelle-du-temps/C01-5-fiche-resultats-stagiaire.docx
+++ b/samples/gestion-temps/output/acquimetre-evaluations-8-11-exemple-gestion-temps/C01-gestion-professionnelle-du-temps/C01-5-fiche-resultats-stagiaire.docx
@@ -43,7 +43,7 @@
         <w:t xml:space="preserve">Version :</w:t>
       </w:r>
       <w:r>
-        <w:t xml:space="preserve"> commande exemple-gestion-temps, 13/10/2026</w:t>
+        <w:t xml:space="preserve"> commande exemple-gestion-temps, 16/10/2026</w:t>
       </w:r>
     </w:p>
     <w:p>

--- a/samples/gestion-temps/output/acquimetre-evaluations-8-11-exemple-gestion-temps/C01-gestion-professionnelle-du-temps/C01-5-fiche-resultats-stagiaire.docx
+++ b/samples/gestion-temps/output/acquimetre-evaluations-8-11-exemple-gestion-temps/C01-gestion-professionnelle-du-temps/C01-5-fiche-resultats-stagiaire.docx
@@ -43,7 +43,7 @@
         <w:t xml:space="preserve">Version :</w:t>
       </w:r>
       <w:r>
-        <w:t xml:space="preserve"> commande exemple-gestion-temps, 16/10/2026</w:t>
+        <w:t xml:space="preserve"> commande exemple-gestion-temps, 18/10/2026</w:t>
       </w:r>
     </w:p>
     <w:p>
